--- a/docx_resources/Вечірня-Утреня/В,У - Мінея/02-Лютий/07-__-Партенія.docx
+++ b/docx_resources/Вечірня-Утреня/В,У - Мінея/02-Лютий/07-__-Партенія.docx
@@ -80,6 +80,7 @@
         <w:rPr>
           <w:rFonts w:ascii="Times New Roman" w:hAnsi="Times New Roman" w:cs="Times New Roman"/>
           <w:b/>
+          <w:sz w:val="24"/>
         </w:rPr>
         <w:t>ВЕЧІРНЯ</w:t>
       </w:r>
@@ -9393,6 +9394,7 @@
           <w:b/>
           <w:i/>
           <w:color w:val="FF0000"/>
+          <w:sz w:val="24"/>
         </w:rPr>
         <w:t>Вечірні молитви</w:t>
       </w:r>
@@ -18321,6 +18323,7 @@
           <w:b/>
           <w:i/>
           <w:color w:val="FF0000"/>
+          <w:sz w:val="24"/>
         </w:rPr>
         <w:lastRenderedPageBreak/>
         <w:t>Стихири</w:t>
@@ -20748,6 +20751,7 @@
           <w:b/>
           <w:i/>
           <w:color w:val="FF0000"/>
+          <w:sz w:val="24"/>
         </w:rPr>
         <w:lastRenderedPageBreak/>
         <w:t>Прокімен</w:t>
@@ -20866,6 +20870,7 @@
           <w:b/>
           <w:i/>
           <w:color w:val="FF0000"/>
+          <w:sz w:val="24"/>
         </w:rPr>
         <w:t>Сподоби, Господи</w:t>
       </w:r>
@@ -22111,6 +22116,7 @@
           <w:b/>
           <w:i/>
           <w:color w:val="FF0000"/>
+          <w:sz w:val="24"/>
         </w:rPr>
         <w:t>Прохальна єктенія</w:t>
       </w:r>
@@ -25223,6 +25229,7 @@
           <w:b/>
           <w:i/>
           <w:color w:val="FF0000"/>
+          <w:sz w:val="24"/>
         </w:rPr>
         <w:t>Пісня Симеона</w:t>
       </w:r>
@@ -27710,6 +27717,7 @@
           <w:b/>
           <w:i/>
           <w:color w:val="FF0000"/>
+          <w:sz w:val="24"/>
         </w:rPr>
         <w:t>Тропарі</w:t>
       </w:r>
@@ -27837,6 +27845,7 @@
           <w:b/>
           <w:i/>
           <w:color w:val="FF0000"/>
+          <w:sz w:val="24"/>
         </w:rPr>
         <w:t>Єктенія усильного благання</w:t>
       </w:r>
@@ -30305,6 +30314,7 @@
           <w:b/>
           <w:i/>
           <w:color w:val="FF0000"/>
+          <w:sz w:val="24"/>
         </w:rPr>
         <w:t>Після Вечірні</w:t>
       </w:r>
@@ -30362,6 +30372,7 @@
       <w:r>
         <w:rPr>
           <w:rFonts w:ascii="Times New Roman" w:hAnsi="Times New Roman"/>
+          <w:sz w:val="24"/>
         </w:rPr>
         <w:br w:type="page"/>
       </w:r>
@@ -30380,6 +30391,7 @@
         <w:rPr>
           <w:rFonts w:ascii="Times New Roman" w:hAnsi="Times New Roman" w:cs="Times New Roman"/>
           <w:b/>
+          <w:sz w:val="24"/>
         </w:rPr>
         <w:lastRenderedPageBreak/>
         <w:t>УТРЕНЯ</w:t>
@@ -32972,6 +32984,7 @@
           <w:b/>
           <w:i/>
           <w:color w:val="FF0000"/>
+          <w:sz w:val="24"/>
         </w:rPr>
         <w:t>Утренні молитви</w:t>
       </w:r>
@@ -37594,6 +37607,7 @@
           <w:b/>
           <w:i/>
           <w:color w:val="FF0000"/>
+          <w:sz w:val="24"/>
         </w:rPr>
         <w:t>Бог Господь...</w:t>
       </w:r>
@@ -37602,6 +37616,7 @@
           <w:rFonts w:ascii="Times New Roman" w:eastAsia="Times New Roman" w:hAnsi="Times New Roman" w:cs="Times New Roman"/>
           <w:i/>
           <w:color w:val="FF0000"/>
+          <w:sz w:val="24"/>
         </w:rPr>
         <w:t xml:space="preserve"> (Пс. 117), глас 1</w:t>
       </w:r>
@@ -37835,6 +37850,7 @@
           <w:b/>
           <w:i/>
           <w:color w:val="FF0000"/>
+          <w:sz w:val="24"/>
         </w:rPr>
         <w:t>Тропарі</w:t>
       </w:r>
@@ -38167,6 +38183,7 @@
           <w:b/>
           <w:i/>
           <w:color w:val="FF0000"/>
+          <w:sz w:val="24"/>
         </w:rPr>
         <w:t>Мала єктенія</w:t>
       </w:r>
@@ -39460,6 +39477,7 @@
           <w:b/>
           <w:i/>
           <w:color w:val="FF0000"/>
+          <w:sz w:val="24"/>
         </w:rPr>
         <w:t>Перший сідальний</w:t>
       </w:r>
@@ -39592,6 +39610,7 @@
           <w:b/>
           <w:i/>
           <w:color w:val="FF0000"/>
+          <w:sz w:val="24"/>
         </w:rPr>
         <w:t>Мала єктенія</w:t>
       </w:r>
@@ -40903,6 +40922,7 @@
           <w:b/>
           <w:i/>
           <w:color w:val="FF0000"/>
+          <w:sz w:val="24"/>
         </w:rPr>
         <w:t>Другий сідальний</w:t>
       </w:r>
@@ -41012,6 +41032,7 @@
           <w:b/>
           <w:i/>
           <w:color w:val="FF0000"/>
+          <w:sz w:val="24"/>
         </w:rPr>
         <w:t>Псалом 50</w:t>
       </w:r>
@@ -41977,6 +41998,7 @@
           <w:rFonts w:ascii="Times New Roman" w:eastAsia="Times New Roman" w:hAnsi="Times New Roman" w:cs="Times New Roman"/>
           <w:i/>
           <w:color w:val="FF0000"/>
+          <w:sz w:val="24"/>
         </w:rPr>
         <w:t>Мала єктенія</w:t>
       </w:r>
@@ -44043,6 +44065,7 @@
           <w:rFonts w:ascii="Times New Roman" w:eastAsia="Times New Roman" w:hAnsi="Times New Roman" w:cs="Times New Roman"/>
           <w:i/>
           <w:color w:val="FF0000"/>
+          <w:sz w:val="24"/>
         </w:rPr>
         <w:t>Мала єктенія</w:t>
       </w:r>
@@ -45955,6 +45978,7 @@
           <w:b/>
           <w:i/>
           <w:color w:val="FF0000"/>
+          <w:sz w:val="24"/>
         </w:rPr>
         <w:t>Пісня Богородиці</w:t>
       </w:r>
@@ -46424,6 +46448,7 @@
           <w:b/>
           <w:i/>
           <w:color w:val="FF0000"/>
+          <w:sz w:val="24"/>
         </w:rPr>
         <w:t>Мала єктенія</w:t>
       </w:r>
@@ -47361,6 +47386,7 @@
           <w:b/>
           <w:i/>
           <w:color w:val="FF0000"/>
+          <w:sz w:val="24"/>
         </w:rPr>
         <w:t>Світильний</w:t>
       </w:r>
@@ -48106,6 +48132,7 @@
           <w:b/>
           <w:i/>
           <w:color w:val="FF0000"/>
+          <w:sz w:val="24"/>
         </w:rPr>
         <w:t>Мале славослов'я</w:t>
       </w:r>
@@ -48655,6 +48682,7 @@
           <w:b/>
           <w:i/>
           <w:color w:val="FF0000"/>
+          <w:sz w:val="24"/>
         </w:rPr>
         <w:t>Прохальна єктенія</w:t>
       </w:r>
@@ -53959,6 +53987,7 @@
           <w:b/>
           <w:i/>
           <w:color w:val="FF0000"/>
+          <w:sz w:val="24"/>
         </w:rPr>
         <w:t>Тропарі</w:t>
       </w:r>
@@ -54129,6 +54158,7 @@
           <w:b/>
           <w:i/>
           <w:color w:val="FF0000"/>
+          <w:sz w:val="24"/>
         </w:rPr>
         <w:t>Єктенія усильного благання</w:t>
       </w:r>
